--- a/docs/面向后量子密码的协议检测与算法验证_竞赛格式修订版.docx
+++ b/docs/面向后量子密码的协议检测与算法验证_竞赛格式修订版.docx
@@ -2936,6 +2936,12 @@
             <w:insideH w:val="single" w:color="D9D9D9" w:sz="6" w:space="0"/>
             <w:insideV w:val="single" w:color="D9D9D9" w:sz="6" w:space="0"/>
           </w:tblBorders>
+          <w:tblCellMar>
+            <w:top w:w="0" w:type="dxa"/>
+            <w:left w:w="108" w:type="dxa"/>
+            <w:bottom w:w="0" w:type="dxa"/>
+            <w:right w:w="108" w:type="dxa"/>
+          </w:tblCellMar>
         </w:tblPrEx>
         <w:trPr>
           <w:cantSplit/>
@@ -3662,8 +3668,6 @@
         </w:rPr>
         <w:t>模块接口以目标和证据来源为基本约束。传输层记录实际选组、套件和key_share长度；证书层记录公钥及签名算法、参数、指纹和服务器提供的证书列表；深度验证记录Finished与CertificateVerify的独立结果。实验服务额外记录运行配置、实际端点、信任根或固定公钥、检查项目与原始输出。</w:t>
       </w:r>
-      <w:bookmarkStart w:id="34" w:name="_GoBack"/>
-      <w:bookmarkEnd w:id="34"/>
     </w:p>
     <w:p>
       <w:pPr>
@@ -3744,6 +3748,12 @@
             <w:insideH w:val="single" w:color="D9D9D9" w:sz="6" w:space="0"/>
             <w:insideV w:val="single" w:color="D9D9D9" w:sz="6" w:space="0"/>
           </w:tblBorders>
+          <w:tblCellMar>
+            <w:top w:w="0" w:type="dxa"/>
+            <w:left w:w="108" w:type="dxa"/>
+            <w:bottom w:w="0" w:type="dxa"/>
+            <w:right w:w="108" w:type="dxa"/>
+          </w:tblCellMar>
         </w:tblPrEx>
         <w:trPr>
           <w:cantSplit/>
@@ -5071,7 +5081,22 @@
           <w:rFonts w:ascii="Times New Roman" w:hAnsi="Times New Roman" w:eastAsia="宋体"/>
           <w:color w:val="000000"/>
         </w:rPr>
-        <w:t>ML-KEM对部分异常密文采用隐式拒绝，接口可能返回另一份秘密而不直接报错。后续AEAD或Finished校验会暴露这种不一致，因此不能只依据解封装返回了数据就判定成功。ML-KEM参数与解封装规则参照FIPS203[1]。</w:t>
+        <w:t>ML-KEM对部分异常密文采用隐式拒绝，接口可能返回另一份秘密而不直接报错。后续AEAD或Finished校验会暴露这种不一致，因此不能只依据解封装返回了数据就判定成功。ML-KEM参数与解封装规则参照FIPS203</w:t>
+      </w:r>
+      <w:r>
+        <w:rPr>
+          <w:rFonts w:ascii="Times New Roman" w:hAnsi="Times New Roman" w:eastAsia="宋体"/>
+          <w:color w:val="000000"/>
+          <w:vertAlign w:val="superscript"/>
+        </w:rPr>
+        <w:t>[1]</w:t>
+      </w:r>
+      <w:r>
+        <w:rPr>
+          <w:rFonts w:ascii="Times New Roman" w:hAnsi="Times New Roman" w:eastAsia="宋体"/>
+          <w:color w:val="000000"/>
+        </w:rPr>
+        <w:t>。</w:t>
       </w:r>
     </w:p>
     <w:p>
@@ -5110,7 +5135,22 @@
           <w:rFonts w:ascii="Times New Roman" w:hAnsi="Times New Roman" w:eastAsia="宋体"/>
           <w:color w:val="000000"/>
         </w:rPr>
-        <w:t>ServerHello之后的EncryptedExtensions、Certificate、CertificateVerify和Finished位于加密握手飞行中。检测器按记录序号构造nonce，以记录头作为认证数据执行AEAD解密，再重组跨记录的握手消息。用于派生服务器握手流量秘密的转录截至ServerHello；用于校验服务器Finished的转录则截至CertificateVerify，不包含Finished自身[4]。</w:t>
+        <w:t>ServerHello之后的EncryptedExtensions、Certificate、CertificateVerify和Finished位于加密握手飞行中。检测器按记录序号构造nonce，以记录头作为认证数据执行AEAD解密，再重组跨记录的握手消息。用于派生服务器握手流量秘密的转录截至ServerHello；用于校验服务器Finished的转录则截至CertificateVerify，不包含Finished自身</w:t>
+      </w:r>
+      <w:r>
+        <w:rPr>
+          <w:rFonts w:ascii="Times New Roman" w:hAnsi="Times New Roman" w:eastAsia="宋体"/>
+          <w:color w:val="000000"/>
+          <w:vertAlign w:val="superscript"/>
+        </w:rPr>
+        <w:t>[4]</w:t>
+      </w:r>
+      <w:r>
+        <w:rPr>
+          <w:rFonts w:ascii="Times New Roman" w:hAnsi="Times New Roman" w:eastAsia="宋体"/>
+          <w:color w:val="000000"/>
+        </w:rPr>
+        <w:t>。</w:t>
       </w:r>
     </w:p>
     <w:p>
@@ -5149,7 +5189,22 @@
           <w:rFonts w:ascii="Times New Roman" w:hAnsi="Times New Roman" w:eastAsia="宋体"/>
           <w:color w:val="000000"/>
         </w:rPr>
-        <w:t>当前实现先计算服务器Finished之前的握手转录哈希，用前面派生的Finished密钥计算HMAC，并与收到的verify_data比对，以核验密钥派生和握手消息的一致性。随后验证CertificateVerify。消息在网络中的发送顺序仍为CertificateVerify在前、Finished在后，本地校验顺序与发送顺序分别说明[4,7]。</w:t>
+        <w:t>当前实现先计算服务器Finished之前的握手转录哈希，用前面派生的Finished密钥计算HMAC，并与收到的verify_data比对，以核验密钥派生和握手消息的一致性。随后验证CertificateVerify。消息在网络中的发送顺序仍为CertificateVerify在前、Finished在后，本地校验顺序与发送顺序分别说明</w:t>
+      </w:r>
+      <w:r>
+        <w:rPr>
+          <w:rFonts w:ascii="Times New Roman" w:hAnsi="Times New Roman" w:eastAsia="宋体"/>
+          <w:color w:val="000000"/>
+          <w:vertAlign w:val="superscript"/>
+        </w:rPr>
+        <w:t>[4,7]</w:t>
+      </w:r>
+      <w:r>
+        <w:rPr>
+          <w:rFonts w:ascii="Times New Roman" w:hAnsi="Times New Roman" w:eastAsia="宋体"/>
+          <w:color w:val="000000"/>
+        </w:rPr>
+        <w:t>。</w:t>
       </w:r>
     </w:p>
     <w:p>
@@ -5185,7 +5240,16 @@
           <w:rFonts w:ascii="Times New Roman" w:hAnsi="Times New Roman" w:eastAsia="宋体"/>
           <w:color w:val="000000"/>
         </w:rPr>
-        <w:t>图3-1给出X25519MLKEM768成功路径的交互与本地验证步骤。客户端发送ML-KEM公钥，服务器返回封装密文；双方按该组规定顺序组合KEM秘密与ECDH秘密。图中的握手验证范围与上述说明一致。</w:t>
+        <w:t>图3-1给出X25519MLKEM768成功路径的交互与本地验证步骤。客户端发送ML-KEM公钥，服务器返回封装密文；双方按该组规定顺序组合KEM秘密与ECDH秘密。图中的</w:t>
+      </w:r>
+      <w:bookmarkStart w:id="34" w:name="_GoBack"/>
+      <w:bookmarkEnd w:id="34"/>
+      <w:r>
+        <w:rPr>
+          <w:rFonts w:ascii="Times New Roman" w:hAnsi="Times New Roman" w:eastAsia="宋体"/>
+          <w:color w:val="000000"/>
+        </w:rPr>
+        <w:t>握手验证范围与上述说明一致。</w:t>
       </w:r>
     </w:p>
     <w:p>
@@ -9289,7 +9353,7 @@
     <w:lsdException w:uiPriority="99" w:name="toa heading"/>
     <w:lsdException w:uiPriority="99" w:semiHidden="0" w:name="List"/>
     <w:lsdException w:uiPriority="99" w:semiHidden="0" w:name="List Bullet"/>
-    <w:lsdException w:uiPriority="99" w:semiHidden="0" w:name="List Number"/>
+    <w:lsdException w:qFormat="1" w:uiPriority="99" w:semiHidden="0" w:name="List Number"/>
     <w:lsdException w:uiPriority="99" w:semiHidden="0" w:name="List 2"/>
     <w:lsdException w:uiPriority="99" w:semiHidden="0" w:name="List 3"/>
     <w:lsdException w:uiPriority="99" w:name="List 4"/>
@@ -9299,7 +9363,7 @@
     <w:lsdException w:uiPriority="99" w:name="List Bullet 4"/>
     <w:lsdException w:uiPriority="99" w:name="List Bullet 5"/>
     <w:lsdException w:uiPriority="99" w:semiHidden="0" w:name="List Number 2"/>
-    <w:lsdException w:uiPriority="99" w:semiHidden="0" w:name="List Number 3"/>
+    <w:lsdException w:qFormat="1" w:uiPriority="99" w:semiHidden="0" w:name="List Number 3"/>
     <w:lsdException w:uiPriority="99" w:name="List Number 4"/>
     <w:lsdException w:uiPriority="99" w:name="List Number 5"/>
     <w:lsdException w:qFormat="1" w:unhideWhenUsed="0" w:uiPriority="10" w:semiHidden="0" w:name="Title"/>
@@ -9321,7 +9385,7 @@
     <w:lsdException w:uiPriority="99" w:name="Body Text First Indent 2"/>
     <w:lsdException w:uiPriority="99" w:name="Note Heading"/>
     <w:lsdException w:uiPriority="99" w:semiHidden="0" w:name="Body Text 2"/>
-    <w:lsdException w:uiPriority="99" w:semiHidden="0" w:name="Body Text 3"/>
+    <w:lsdException w:qFormat="1" w:uiPriority="99" w:semiHidden="0" w:name="Body Text 3"/>
     <w:lsdException w:uiPriority="99" w:name="Body Text Indent 2"/>
     <w:lsdException w:uiPriority="99" w:name="Body Text Indent 3"/>
     <w:lsdException w:uiPriority="99" w:name="Block Text"/>
@@ -9409,7 +9473,7 @@
     <w:lsdException w:unhideWhenUsed="0" w:uiPriority="61" w:semiHidden="0" w:name="Light List Accent 1"/>
     <w:lsdException w:unhideWhenUsed="0" w:uiPriority="62" w:semiHidden="0" w:name="Light Grid Accent 1"/>
     <w:lsdException w:unhideWhenUsed="0" w:uiPriority="63" w:semiHidden="0" w:name="Medium Shading 1 Accent 1"/>
-    <w:lsdException w:unhideWhenUsed="0" w:uiPriority="64" w:semiHidden="0" w:name="Medium Shading 2 Accent 1"/>
+    <w:lsdException w:qFormat="1" w:unhideWhenUsed="0" w:uiPriority="64" w:semiHidden="0" w:name="Medium Shading 2 Accent 1"/>
     <w:lsdException w:unhideWhenUsed="0" w:uiPriority="65" w:semiHidden="0" w:name="Medium List 1 Accent 1"/>
     <w:lsdException w:qFormat="1" w:unhideWhenUsed="0" w:uiPriority="34" w:semiHidden="0" w:name="List Paragraph"/>
     <w:lsdException w:qFormat="1" w:unhideWhenUsed="0" w:uiPriority="29" w:semiHidden="0" w:name="Quote"/>
@@ -9426,7 +9490,7 @@
     <w:lsdException w:unhideWhenUsed="0" w:uiPriority="61" w:semiHidden="0" w:name="Light List Accent 2"/>
     <w:lsdException w:unhideWhenUsed="0" w:uiPriority="62" w:semiHidden="0" w:name="Light Grid Accent 2"/>
     <w:lsdException w:unhideWhenUsed="0" w:uiPriority="63" w:semiHidden="0" w:name="Medium Shading 1 Accent 2"/>
-    <w:lsdException w:unhideWhenUsed="0" w:uiPriority="64" w:semiHidden="0" w:name="Medium Shading 2 Accent 2"/>
+    <w:lsdException w:qFormat="1" w:unhideWhenUsed="0" w:uiPriority="64" w:semiHidden="0" w:name="Medium Shading 2 Accent 2"/>
     <w:lsdException w:unhideWhenUsed="0" w:uiPriority="65" w:semiHidden="0" w:name="Medium List 1 Accent 2"/>
     <w:lsdException w:unhideWhenUsed="0" w:uiPriority="66" w:semiHidden="0" w:name="Medium List 2 Accent 2"/>
     <w:lsdException w:unhideWhenUsed="0" w:uiPriority="67" w:semiHidden="0" w:name="Medium Grid 1 Accent 2"/>
@@ -9439,7 +9503,7 @@
     <w:lsdException w:unhideWhenUsed="0" w:uiPriority="60" w:semiHidden="0" w:name="Light Shading Accent 3"/>
     <w:lsdException w:unhideWhenUsed="0" w:uiPriority="61" w:semiHidden="0" w:name="Light List Accent 3"/>
     <w:lsdException w:unhideWhenUsed="0" w:uiPriority="62" w:semiHidden="0" w:name="Light Grid Accent 3"/>
-    <w:lsdException w:unhideWhenUsed="0" w:uiPriority="63" w:semiHidden="0" w:name="Medium Shading 1 Accent 3"/>
+    <w:lsdException w:qFormat="1" w:unhideWhenUsed="0" w:uiPriority="63" w:semiHidden="0" w:name="Medium Shading 1 Accent 3"/>
     <w:lsdException w:unhideWhenUsed="0" w:uiPriority="64" w:semiHidden="0" w:name="Medium Shading 2 Accent 3"/>
     <w:lsdException w:unhideWhenUsed="0" w:uiPriority="65" w:semiHidden="0" w:name="Medium List 1 Accent 3"/>
     <w:lsdException w:unhideWhenUsed="0" w:uiPriority="66" w:semiHidden="0" w:name="Medium List 2 Accent 3"/>
@@ -9454,7 +9518,7 @@
     <w:lsdException w:unhideWhenUsed="0" w:uiPriority="61" w:semiHidden="0" w:name="Light List Accent 4"/>
     <w:lsdException w:unhideWhenUsed="0" w:uiPriority="62" w:semiHidden="0" w:name="Light Grid Accent 4"/>
     <w:lsdException w:unhideWhenUsed="0" w:uiPriority="63" w:semiHidden="0" w:name="Medium Shading 1 Accent 4"/>
-    <w:lsdException w:unhideWhenUsed="0" w:uiPriority="64" w:semiHidden="0" w:name="Medium Shading 2 Accent 4"/>
+    <w:lsdException w:qFormat="1" w:unhideWhenUsed="0" w:uiPriority="64" w:semiHidden="0" w:name="Medium Shading 2 Accent 4"/>
     <w:lsdException w:unhideWhenUsed="0" w:uiPriority="65" w:semiHidden="0" w:name="Medium List 1 Accent 4"/>
     <w:lsdException w:unhideWhenUsed="0" w:uiPriority="66" w:semiHidden="0" w:name="Medium List 2 Accent 4"/>
     <w:lsdException w:unhideWhenUsed="0" w:uiPriority="67" w:semiHidden="0" w:name="Medium Grid 1 Accent 4"/>
@@ -9479,9 +9543,9 @@
     <w:lsdException w:unhideWhenUsed="0" w:uiPriority="72" w:semiHidden="0" w:name="Colorful List Accent 5"/>
     <w:lsdException w:unhideWhenUsed="0" w:uiPriority="73" w:semiHidden="0" w:name="Colorful Grid Accent 5"/>
     <w:lsdException w:unhideWhenUsed="0" w:uiPriority="60" w:semiHidden="0" w:name="Light Shading Accent 6"/>
-    <w:lsdException w:unhideWhenUsed="0" w:uiPriority="61" w:semiHidden="0" w:name="Light List Accent 6"/>
+    <w:lsdException w:qFormat="1" w:unhideWhenUsed="0" w:uiPriority="61" w:semiHidden="0" w:name="Light List Accent 6"/>
     <w:lsdException w:unhideWhenUsed="0" w:uiPriority="62" w:semiHidden="0" w:name="Light Grid Accent 6"/>
-    <w:lsdException w:unhideWhenUsed="0" w:uiPriority="63" w:semiHidden="0" w:name="Medium Shading 1 Accent 6"/>
+    <w:lsdException w:qFormat="1" w:unhideWhenUsed="0" w:uiPriority="63" w:semiHidden="0" w:name="Medium Shading 1 Accent 6"/>
     <w:lsdException w:unhideWhenUsed="0" w:uiPriority="64" w:semiHidden="0" w:name="Medium Shading 2 Accent 6"/>
     <w:lsdException w:unhideWhenUsed="0" w:uiPriority="65" w:semiHidden="0" w:name="Medium List 1 Accent 6"/>
     <w:lsdException w:unhideWhenUsed="0" w:uiPriority="66" w:semiHidden="0" w:name="Medium List 2 Accent 6"/>
@@ -9814,6 +9878,7 @@
     <w:name w:val="List Number"/>
     <w:basedOn w:val="1"/>
     <w:unhideWhenUsed/>
+    <w:qFormat/>
     <w:uiPriority w:val="99"/>
     <w:pPr>
       <w:numPr>
@@ -9860,6 +9925,7 @@
     <w:basedOn w:val="1"/>
     <w:link w:val="146"/>
     <w:unhideWhenUsed/>
+    <w:qFormat/>
     <w:uiPriority w:val="99"/>
     <w:pPr>
       <w:spacing w:after="120"/>
@@ -9896,6 +9962,7 @@
     <w:name w:val="List Number 3"/>
     <w:basedOn w:val="1"/>
     <w:unhideWhenUsed/>
+    <w:qFormat/>
     <w:uiPriority w:val="99"/>
     <w:pPr>
       <w:numPr>
@@ -11345,6 +11412,7 @@
   <w:style w:type="table" w:styleId="47">
     <w:name w:val="Light List Accent 6"/>
     <w:basedOn w:val="32"/>
+    <w:qFormat/>
     <w:uiPriority w:val="61"/>
     <w:pPr>
       <w:spacing w:after="0" w:line="240" w:lineRule="auto"/>
@@ -12641,6 +12709,7 @@
   <w:style w:type="table" w:styleId="58">
     <w:name w:val="Medium Shading 1 Accent 3"/>
     <w:basedOn w:val="32"/>
+    <w:qFormat/>
     <w:uiPriority w:val="63"/>
     <w:pPr>
       <w:spacing w:after="0" w:line="240" w:lineRule="auto"/>
@@ -12962,6 +13031,7 @@
   <w:style w:type="table" w:styleId="61">
     <w:name w:val="Medium Shading 1 Accent 6"/>
     <w:basedOn w:val="32"/>
+    <w:qFormat/>
     <w:uiPriority w:val="63"/>
     <w:pPr>
       <w:spacing w:after="0" w:line="240" w:lineRule="auto"/>
@@ -13234,6 +13304,7 @@
   <w:style w:type="table" w:styleId="63">
     <w:name w:val="Medium Shading 2 Accent 1"/>
     <w:basedOn w:val="32"/>
+    <w:qFormat/>
     <w:uiPriority w:val="64"/>
     <w:pPr>
       <w:spacing w:after="0" w:line="240" w:lineRule="auto"/>
@@ -13399,6 +13470,7 @@
   <w:style w:type="table" w:styleId="64">
     <w:name w:val="Medium Shading 2 Accent 2"/>
     <w:basedOn w:val="32"/>
+    <w:qFormat/>
     <w:uiPriority w:val="64"/>
     <w:pPr>
       <w:spacing w:after="0" w:line="240" w:lineRule="auto"/>
@@ -13729,6 +13801,7 @@
   <w:style w:type="table" w:styleId="66">
     <w:name w:val="Medium Shading 2 Accent 4"/>
     <w:basedOn w:val="32"/>
+    <w:qFormat/>
     <w:uiPriority w:val="64"/>
     <w:pPr>
       <w:spacing w:after="0" w:line="240" w:lineRule="auto"/>
